--- a/Exemplo_Duas_talas_compressao.docx
+++ b/Exemplo_Duas_talas_compressao.docx
@@ -33,10 +33,15 @@
         <w:rPr>
           <w:b/>
         </w:rPr>
-        <w:t>ATENDE ÀS VERIFICAÇÕES REALIZADAS</w:t>
+        <w:t>VERIFICAÇÃO INCOMPLETA</w:t>
       </w:r>
       <w:r>
         <w:t xml:space="preserve"> | Maior índice calculado: 0,611</w:t>
+      </w:r>
+    </w:p>
+    <w:p>
+      <w:r>
+        <w:t>A estabilidade acoplada e a capacidade de rotação do conjunto nervura–enrijecedores–coluna ainda não estão validadas para esta configuração com duas talas. Os índices abaixo se referem aos componentes do modelo local e não aprovam esses mecanismos pendentes.</w:t>
       </w:r>
     </w:p>
     <w:p>
@@ -8319,6 +8324,11 @@
     </w:p>
     <w:p>
       <w:r>
+        <w:t>Pendência: A estabilidade acoplada e a capacidade de rotação do conjunto nervura–enrijecedores–coluna ainda não estão validadas para esta configuração com duas talas.</w:t>
+      </w:r>
+    </w:p>
+    <w:p>
+      <w:r>
         <w:t>Premissas: viga com contenção eficaz; juntas internas mesa–alma dos perfis soldados com penetração total e metal de adição compatível; ligação por contato, soldagem em oficina. A resistência/rigidez de estabilização dos horizontais e suas soldas para forças fora do plano não está abrangida pela verificação de H no plano. Análise global da coluna, atrito, fadiga, vibração e carregamento cíclico fora do escopo.</w:t>
       </w:r>
     </w:p>
@@ -8356,31 +8366,13 @@
       </w:r>
     </w:p>
     <w:p>
-      <w:pPr>
-        <w:pStyle w:val="Heading1"/>
-      </w:pPr>
-      <w:r>
-        <w:t>Premissas adotadas</w:t>
-      </w:r>
-    </w:p>
-    <w:p>
-      <w:r>
-        <w:t>Modelo plano; contenção eficaz da viga; juntas internas dos perfis soldados de penetração total; ausência de ações fora do plano e de efeitos de fadiga, vibração ou carregamento cíclico.</w:t>
-      </w:r>
-    </w:p>
-    <w:p>
-      <w:r>
-        <w:t>A estabilidade acoplada e a capacidade de rotação do conjunto nervura–enrijecedores–coluna ainda não estão validadas para esta configuração com duas talas. A análise global dos membros e a estabilidade fora do plano permanecem no projeto da estrutura.</w:t>
-      </w:r>
-    </w:p>
-    <w:p>
       <w:r>
         <w:t>Desenvolvido por LRO Soluções de engenharia LTDA.</w:t>
       </w:r>
     </w:p>
     <w:p>
       <w:r>
-        <w:t xml:space="preserve">LRO Ligações 0.7.0 · </w:t>
+        <w:t xml:space="preserve">LRO Ligações 0.6.0 · </w:t>
       </w:r>
       <w:hyperlink r:id="rId10">
         <w:r>

--- a/Exemplo_Duas_talas_compressao.docx
+++ b/Exemplo_Duas_talas_compressao.docx
@@ -33,15 +33,10 @@
         <w:rPr>
           <w:b/>
         </w:rPr>
-        <w:t>VERIFICAÇÃO INCOMPLETA</w:t>
+        <w:t>ATENDE ÀS VERIFICAÇÕES REALIZADAS</w:t>
       </w:r>
       <w:r>
         <w:t xml:space="preserve"> | Maior índice calculado: 0,611</w:t>
-      </w:r>
-    </w:p>
-    <w:p>
-      <w:r>
-        <w:t>A estabilidade acoplada e a capacidade de rotação do conjunto nervura–enrijecedores–coluna ainda não estão validadas para esta configuração com duas talas. Os índices abaixo se referem aos componentes do modelo local e não aprovam esses mecanismos pendentes.</w:t>
       </w:r>
     </w:p>
     <w:p>
@@ -8324,11 +8319,6 @@
     </w:p>
     <w:p>
       <w:r>
-        <w:t>Pendência: A estabilidade acoplada e a capacidade de rotação do conjunto nervura–enrijecedores–coluna ainda não estão validadas para esta configuração com duas talas.</w:t>
-      </w:r>
-    </w:p>
-    <w:p>
-      <w:r>
         <w:t>Premissas: viga com contenção eficaz; juntas internas mesa–alma dos perfis soldados com penetração total e metal de adição compatível; ligação por contato, soldagem em oficina. A resistência/rigidez de estabilização dos horizontais e suas soldas para forças fora do plano não está abrangida pela verificação de H no plano. Análise global da coluna, atrito, fadiga, vibração e carregamento cíclico fora do escopo.</w:t>
       </w:r>
     </w:p>
@@ -8366,13 +8356,31 @@
       </w:r>
     </w:p>
     <w:p>
+      <w:pPr>
+        <w:pStyle w:val="Heading1"/>
+      </w:pPr>
+      <w:r>
+        <w:t>Premissas adotadas</w:t>
+      </w:r>
+    </w:p>
+    <w:p>
+      <w:r>
+        <w:t>Modelo plano; contenção eficaz da viga; juntas internas dos perfis soldados de penetração total; ausência de ações fora do plano e de efeitos de fadiga, vibração ou carregamento cíclico.</w:t>
+      </w:r>
+    </w:p>
+    <w:p>
+      <w:r>
+        <w:t>A estabilidade acoplada e a capacidade de rotação do conjunto nervura–enrijecedores–coluna ainda não estão validadas para esta configuração com duas talas. A análise global dos membros e a estabilidade fora do plano permanecem no projeto da estrutura.</w:t>
+      </w:r>
+    </w:p>
+    <w:p>
       <w:r>
         <w:t>Desenvolvido por LRO Soluções de engenharia LTDA.</w:t>
       </w:r>
     </w:p>
     <w:p>
       <w:r>
-        <w:t xml:space="preserve">LRO Ligações 0.6.0 · </w:t>
+        <w:t xml:space="preserve">LRO Ligações 0.7.0 · </w:t>
       </w:r>
       <w:hyperlink r:id="rId10">
         <w:r>
